--- a/assets/resume/Andrew_Alexaitis_Resume.docx
+++ b/assets/resume/Andrew_Alexaitis_Resume.docx
@@ -26,7 +26,7 @@
         <w:rPr>
           <w:sz w:val="17"/>
         </w:rPr>
-        <w:t>Seattle, WA | Remote-first | 682-777-8972 | alexaitisis@gmail.com | linkedin.com/in/Alexaitis | github.com/aa141793</w:t>
+        <w:t>Seattle, WA | Remote-first | 206-606-3831 | alexaitisis@gmail.com | linkedin.com/in/Alexaitis | github.com/aa141793</w:t>
       </w:r>
     </w:p>
     <w:p>
